--- a/WMD Assignment.docx
+++ b/WMD Assignment.docx
@@ -5,14 +5,493 @@
     <w:p>
       <w:pPr>
         <w:rPr>
-          <w:b/>
-          <w:bCs/>
-        </w:rPr>
-      </w:pPr>
-      <w:r>
-        <w:rPr>
-          <w:b/>
-          <w:bCs/>
+          <w:sz w:val="32"/>
+          <w:szCs w:val="32"/>
+        </w:rPr>
+      </w:pPr>
+      <w:r>
+        <w:rPr>
+          <w:sz w:val="32"/>
+          <w:szCs w:val="32"/>
+        </w:rPr>
+        <w:t xml:space="preserve">Appendix 1: Assignment submission cover sheet ASSIGNMENT </w:t>
+      </w:r>
+    </w:p>
+    <w:p>
+      <w:pPr>
+        <w:rPr>
+          <w:sz w:val="32"/>
+          <w:szCs w:val="32"/>
+        </w:rPr>
+      </w:pPr>
+      <w:r>
+        <w:rPr>
+          <w:sz w:val="32"/>
+          <w:szCs w:val="32"/>
+        </w:rPr>
+        <w:t>SUBMISSION COVER SHEET</w:t>
+      </w:r>
+    </w:p>
+    <w:p>
+      <w:pPr>
+        <w:rPr>
+          <w:sz w:val="32"/>
+          <w:szCs w:val="32"/>
+        </w:rPr>
+      </w:pPr>
+      <w:r>
+        <w:rPr>
+          <w:sz w:val="32"/>
+          <w:szCs w:val="32"/>
+        </w:rPr>
+        <w:t xml:space="preserve"> Student Id:</w:t>
+      </w:r>
+      <w:r>
+        <w:rPr>
+          <w:sz w:val="32"/>
+          <w:szCs w:val="32"/>
+        </w:rPr>
+        <w:t xml:space="preserve"> cse25-204</w:t>
+      </w:r>
+    </w:p>
+    <w:p>
+      <w:pPr>
+        <w:rPr>
+          <w:sz w:val="32"/>
+          <w:szCs w:val="32"/>
+        </w:rPr>
+      </w:pPr>
+      <w:r>
+        <w:rPr>
+          <w:sz w:val="32"/>
+          <w:szCs w:val="32"/>
+        </w:rPr>
+        <w:t xml:space="preserve"> Student </w:t>
+      </w:r>
+      <w:r>
+        <w:rPr>
+          <w:sz w:val="32"/>
+          <w:szCs w:val="32"/>
+        </w:rPr>
+        <w:t>names:</w:t>
+      </w:r>
+      <w:r>
+        <w:rPr>
+          <w:sz w:val="32"/>
+          <w:szCs w:val="32"/>
+        </w:rPr>
+        <w:t xml:space="preserve"> Sharon</w:t>
+      </w:r>
+      <w:r>
+        <w:rPr>
+          <w:sz w:val="32"/>
+          <w:szCs w:val="32"/>
+        </w:rPr>
+        <w:t xml:space="preserve"> Masala</w:t>
+      </w:r>
+    </w:p>
+    <w:p>
+      <w:pPr>
+        <w:rPr>
+          <w:sz w:val="32"/>
+          <w:szCs w:val="32"/>
+        </w:rPr>
+      </w:pPr>
+      <w:r>
+        <w:rPr>
+          <w:sz w:val="32"/>
+          <w:szCs w:val="32"/>
+        </w:rPr>
+        <w:t xml:space="preserve"> Student email: </w:t>
+      </w:r>
+      <w:r>
+        <w:rPr>
+          <w:sz w:val="32"/>
+          <w:szCs w:val="32"/>
+        </w:rPr>
+        <w:t>cse25-204</w:t>
+      </w:r>
+      <w:r>
+        <w:rPr>
+          <w:sz w:val="32"/>
+          <w:szCs w:val="32"/>
+        </w:rPr>
+        <w:t>@thuto.bac.ac.bw</w:t>
+      </w:r>
+    </w:p>
+    <w:p>
+      <w:pPr>
+        <w:rPr>
+          <w:sz w:val="32"/>
+          <w:szCs w:val="32"/>
+        </w:rPr>
+      </w:pPr>
+      <w:r>
+        <w:rPr>
+          <w:sz w:val="32"/>
+          <w:szCs w:val="32"/>
+        </w:rPr>
+        <w:t>Cohort: 2026</w:t>
+      </w:r>
+    </w:p>
+    <w:p>
+      <w:pPr>
+        <w:rPr>
+          <w:sz w:val="32"/>
+          <w:szCs w:val="32"/>
+        </w:rPr>
+      </w:pPr>
+      <w:r>
+        <w:rPr>
+          <w:sz w:val="32"/>
+          <w:szCs w:val="32"/>
+        </w:rPr>
+        <w:t xml:space="preserve"> Assignment title: SCIS WMD_2026 A01</w:t>
+      </w:r>
+    </w:p>
+    <w:p>
+      <w:pPr>
+        <w:rPr>
+          <w:sz w:val="32"/>
+          <w:szCs w:val="32"/>
+        </w:rPr>
+      </w:pPr>
+      <w:r>
+        <w:rPr>
+          <w:sz w:val="32"/>
+          <w:szCs w:val="32"/>
+        </w:rPr>
+        <w:t xml:space="preserve"> Date of submission: </w:t>
+      </w:r>
+      <w:r>
+        <w:rPr>
+          <w:sz w:val="32"/>
+          <w:szCs w:val="32"/>
+        </w:rPr>
+        <w:t>20/03/2026</w:t>
+      </w:r>
+    </w:p>
+    <w:p>
+      <w:pPr>
+        <w:rPr>
+          <w:sz w:val="32"/>
+          <w:szCs w:val="32"/>
+        </w:rPr>
+      </w:pPr>
+      <w:proofErr w:type="spellStart"/>
+      <w:r>
+        <w:rPr>
+          <w:sz w:val="32"/>
+          <w:szCs w:val="32"/>
+        </w:rPr>
+        <w:t>Programme</w:t>
+      </w:r>
+      <w:proofErr w:type="spellEnd"/>
+      <w:r>
+        <w:rPr>
+          <w:sz w:val="32"/>
+          <w:szCs w:val="32"/>
+        </w:rPr>
+        <w:t xml:space="preserve"> of Study: </w:t>
+      </w:r>
+      <w:r>
+        <w:rPr>
+          <w:sz w:val="32"/>
+          <w:szCs w:val="32"/>
+        </w:rPr>
+        <w:t>Computer Systems Engineering</w:t>
+      </w:r>
+    </w:p>
+    <w:p>
+      <w:pPr>
+        <w:rPr>
+          <w:sz w:val="32"/>
+          <w:szCs w:val="32"/>
+        </w:rPr>
+      </w:pPr>
+      <w:r>
+        <w:rPr>
+          <w:sz w:val="32"/>
+          <w:szCs w:val="32"/>
+        </w:rPr>
+        <w:t>Year of Study: YEAR 1</w:t>
+      </w:r>
+    </w:p>
+    <w:p>
+      <w:pPr>
+        <w:rPr>
+          <w:sz w:val="32"/>
+          <w:szCs w:val="32"/>
+        </w:rPr>
+      </w:pPr>
+      <w:r>
+        <w:rPr>
+          <w:sz w:val="32"/>
+          <w:szCs w:val="32"/>
+        </w:rPr>
+        <w:t xml:space="preserve">Intellectual property statement </w:t>
+      </w:r>
+    </w:p>
+    <w:p>
+      <w:pPr>
+        <w:rPr>
+          <w:sz w:val="32"/>
+          <w:szCs w:val="32"/>
+        </w:rPr>
+      </w:pPr>
+      <w:r>
+        <w:rPr>
+          <w:sz w:val="32"/>
+          <w:szCs w:val="32"/>
+        </w:rPr>
+        <w:t xml:space="preserve">By checking the box below, I certify that this assignment is my own work and is free from plagiarism. I understand that the assignment may be checked for plagiarism by electronic or other means and may be transferred and stored in a database for the purposes of data-matching to help detect plagiarism. The assignment has not previously been submitted for assessment in any other unit or to any other institution. I have read and understood the Botswana Accountancy College plagiarism guidelines policy. </w:t>
+      </w:r>
+    </w:p>
+    <w:p>
+      <w:pPr>
+        <w:rPr>
+          <w:sz w:val="32"/>
+          <w:szCs w:val="32"/>
+        </w:rPr>
+      </w:pPr>
+      <w:r>
+        <w:rPr>
+          <w:rFonts w:ascii="Segoe UI Symbol" w:hAnsi="Segoe UI Symbol" w:cs="Segoe UI Symbol"/>
+          <w:noProof/>
+          <w:sz w:val="32"/>
+          <w:szCs w:val="32"/>
+        </w:rPr>
+        <mc:AlternateContent>
+          <mc:Choice Requires="wpi">
+            <w:drawing>
+              <wp:anchor distT="0" distB="0" distL="114300" distR="114300" simplePos="0" relativeHeight="251659264" behindDoc="0" locked="0" layoutInCell="1" allowOverlap="1" wp14:anchorId="00115040" wp14:editId="3D98BB56">
+                <wp:simplePos x="0" y="0"/>
+                <wp:positionH relativeFrom="column">
+                  <wp:posOffset>41378</wp:posOffset>
+                </wp:positionH>
+                <wp:positionV relativeFrom="paragraph">
+                  <wp:posOffset>23300</wp:posOffset>
+                </wp:positionV>
+                <wp:extent cx="212760" cy="174960"/>
+                <wp:effectExtent l="57150" t="57150" r="53975" b="73025"/>
+                <wp:wrapNone/>
+                <wp:docPr id="1186766194" name="Ink 5"/>
+                <wp:cNvGraphicFramePr/>
+                <a:graphic xmlns:a="http://schemas.openxmlformats.org/drawingml/2006/main">
+                  <a:graphicData uri="http://schemas.microsoft.com/office/word/2010/wordprocessingInk">
+                    <w14:contentPart bwMode="auto" r:id="rId7">
+                      <w14:nvContentPartPr>
+                        <w14:cNvContentPartPr/>
+                      </w14:nvContentPartPr>
+                      <w14:xfrm>
+                        <a:off x="0" y="0"/>
+                        <a:ext cx="212760" cy="174960"/>
+                      </w14:xfrm>
+                    </w14:contentPart>
+                  </a:graphicData>
+                </a:graphic>
+              </wp:anchor>
+            </w:drawing>
+          </mc:Choice>
+          <mc:Fallback>
+            <w:pict>
+              <v:shapetype w14:anchorId="642C42DA" id="_x0000_t75" coordsize="21600,21600" o:spt="75" o:preferrelative="t" path="m@4@5l@4@11@9@11@9@5xe" filled="f" stroked="f">
+                <v:stroke joinstyle="miter"/>
+                <v:formulas>
+                  <v:f eqn="if lineDrawn pixelLineWidth 0"/>
+                  <v:f eqn="sum @0 1 0"/>
+                  <v:f eqn="sum 0 0 @1"/>
+                  <v:f eqn="prod @2 1 2"/>
+                  <v:f eqn="prod @3 21600 pixelWidth"/>
+                  <v:f eqn="prod @3 21600 pixelHeight"/>
+                  <v:f eqn="sum @0 0 1"/>
+                  <v:f eqn="prod @6 1 2"/>
+                  <v:f eqn="prod @7 21600 pixelWidth"/>
+                  <v:f eqn="sum @8 21600 0"/>
+                  <v:f eqn="prod @7 21600 pixelHeight"/>
+                  <v:f eqn="sum @10 21600 0"/>
+                </v:formulas>
+                <v:path o:extrusionok="f" gradientshapeok="t" o:connecttype="rect"/>
+                <o:lock v:ext="edit" aspectratio="t"/>
+              </v:shapetype>
+              <v:shape id="Ink 5" o:spid="_x0000_s1026" type="#_x0000_t75" style="position:absolute;margin-left:1.85pt;margin-top:.45pt;width:19.55pt;height:16.65pt;z-index:251659264;visibility:visible;mso-wrap-style:square;mso-wrap-distance-left:9pt;mso-wrap-distance-top:0;mso-wrap-distance-right:9pt;mso-wrap-distance-bottom:0;mso-position-horizontal:absolute;mso-position-horizontal-relative:text;mso-position-vertical:absolute;mso-position-vertical-relative:text" o:gfxdata="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">
+                <v:imagedata r:id="rId8" o:title=""/>
+              </v:shape>
+            </w:pict>
+          </mc:Fallback>
+        </mc:AlternateContent>
+      </w:r>
+      <w:r>
+        <w:rPr>
+          <w:rFonts w:ascii="Segoe UI Symbol" w:hAnsi="Segoe UI Symbol" w:cs="Segoe UI Symbol"/>
+          <w:sz w:val="32"/>
+          <w:szCs w:val="32"/>
+        </w:rPr>
+        <w:t>☐</w:t>
+      </w:r>
+      <w:r>
+        <w:rPr>
+          <w:sz w:val="32"/>
+          <w:szCs w:val="32"/>
+        </w:rPr>
+        <w:t xml:space="preserve"> Agree </w:t>
+      </w:r>
+    </w:p>
+    <w:p>
+      <w:pPr>
+        <w:rPr>
+          <w:sz w:val="48"/>
+          <w:szCs w:val="48"/>
+        </w:rPr>
+      </w:pPr>
+      <w:r>
+        <w:rPr>
+          <w:sz w:val="32"/>
+          <w:szCs w:val="32"/>
+        </w:rPr>
+        <w:t>Signature</w:t>
+      </w:r>
+      <w:r>
+        <w:rPr>
+          <w:rFonts w:ascii="Calibri" w:hAnsi="Calibri" w:cs="Calibri"/>
+          <w:sz w:val="32"/>
+          <w:szCs w:val="32"/>
+        </w:rPr>
+        <w:t>…</w:t>
+      </w:r>
+      <w:r>
+        <w:rPr>
+          <w:rFonts w:ascii="Calibri" w:hAnsi="Calibri" w:cs="Calibri"/>
+          <w:noProof/>
+          <w:sz w:val="32"/>
+          <w:szCs w:val="32"/>
+        </w:rPr>
+        <w:drawing>
+          <wp:inline distT="0" distB="0" distL="0" distR="0" wp14:anchorId="32256ABC" wp14:editId="607C84B0">
+            <wp:extent cx="1829055" cy="571580"/>
+            <wp:effectExtent l="0" t="0" r="0" b="0"/>
+            <wp:docPr id="643285956" name="Picture 1"/>
+            <wp:cNvGraphicFramePr>
+              <a:graphicFrameLocks xmlns:a="http://schemas.openxmlformats.org/drawingml/2006/main" noChangeAspect="1"/>
+            </wp:cNvGraphicFramePr>
+            <a:graphic xmlns:a="http://schemas.openxmlformats.org/drawingml/2006/main">
+              <a:graphicData uri="http://schemas.openxmlformats.org/drawingml/2006/picture">
+                <pic:pic xmlns:pic="http://schemas.openxmlformats.org/drawingml/2006/picture">
+                  <pic:nvPicPr>
+                    <pic:cNvPr id="643285956" name=""/>
+                    <pic:cNvPicPr/>
+                  </pic:nvPicPr>
+                  <pic:blipFill>
+                    <a:blip r:embed="rId9"/>
+                    <a:stretch>
+                      <a:fillRect/>
+                    </a:stretch>
+                  </pic:blipFill>
+                  <pic:spPr>
+                    <a:xfrm>
+                      <a:off x="0" y="0"/>
+                      <a:ext cx="1829055" cy="571580"/>
+                    </a:xfrm>
+                    <a:prstGeom prst="rect">
+                      <a:avLst/>
+                    </a:prstGeom>
+                  </pic:spPr>
+                </pic:pic>
+              </a:graphicData>
+            </a:graphic>
+          </wp:inline>
+        </w:drawing>
+      </w:r>
+      <w:r>
+        <w:rPr>
+          <w:rFonts w:ascii="Calibri" w:hAnsi="Calibri" w:cs="Calibri"/>
+          <w:sz w:val="32"/>
+          <w:szCs w:val="32"/>
+        </w:rPr>
+        <w:t>…………………………………</w:t>
+      </w:r>
+      <w:r>
+        <w:rPr>
+          <w:sz w:val="32"/>
+          <w:szCs w:val="32"/>
+        </w:rPr>
+        <w:t>. Date</w:t>
+      </w:r>
+      <w:r>
+        <w:rPr>
+          <w:rFonts w:ascii="Calibri" w:hAnsi="Calibri" w:cs="Calibri"/>
+          <w:sz w:val="32"/>
+          <w:szCs w:val="32"/>
+        </w:rPr>
+        <w:t>………</w:t>
+      </w:r>
+      <w:r>
+        <w:rPr>
+          <w:rFonts w:ascii="Calibri" w:hAnsi="Calibri" w:cs="Calibri"/>
+          <w:sz w:val="32"/>
+          <w:szCs w:val="32"/>
+        </w:rPr>
+        <w:t>20/03/2026</w:t>
+      </w:r>
+      <w:r>
+        <w:rPr>
+          <w:rFonts w:ascii="Calibri" w:hAnsi="Calibri" w:cs="Calibri"/>
+          <w:sz w:val="32"/>
+          <w:szCs w:val="32"/>
+        </w:rPr>
+        <w:t>…………………………………</w:t>
+      </w:r>
+      <w:r>
+        <w:rPr>
+          <w:sz w:val="48"/>
+          <w:szCs w:val="48"/>
+        </w:rPr>
+        <w:t>.</w:t>
+      </w:r>
+    </w:p>
+    <w:p>
+      <w:pPr>
+        <w:rPr>
+          <w:sz w:val="48"/>
+          <w:szCs w:val="48"/>
+        </w:rPr>
+      </w:pPr>
+    </w:p>
+    <w:p>
+      <w:pPr>
+        <w:rPr>
+          <w:sz w:val="48"/>
+          <w:szCs w:val="48"/>
+        </w:rPr>
+      </w:pPr>
+    </w:p>
+    <w:p>
+      <w:pPr>
+        <w:rPr>
+          <w:sz w:val="48"/>
+          <w:szCs w:val="48"/>
+        </w:rPr>
+      </w:pPr>
+    </w:p>
+    <w:p>
+      <w:pPr>
+        <w:rPr>
+          <w:sz w:val="48"/>
+          <w:szCs w:val="48"/>
+        </w:rPr>
+      </w:pPr>
+    </w:p>
+    <w:p>
+      <w:pPr>
+        <w:rPr>
+          <w:sz w:val="48"/>
+          <w:szCs w:val="48"/>
+        </w:rPr>
+      </w:pPr>
+    </w:p>
+    <w:p>
+      <w:r>
+        <w:rPr>
           <w:sz w:val="48"/>
           <w:szCs w:val="48"/>
         </w:rPr>
@@ -228,6 +707,7 @@
         </w:numPr>
       </w:pPr>
       <w:r>
+        <w:lastRenderedPageBreak/>
         <w:t>Generate new clien</w:t>
       </w:r>
       <w:r>
@@ -323,7 +803,6 @@
         </w:numPr>
       </w:pPr>
       <w:r>
-        <w:lastRenderedPageBreak/>
         <w:t>Gender</w:t>
       </w:r>
       <w:r>
@@ -686,6 +1165,7 @@
         </w:numPr>
       </w:pPr>
       <w:r>
+        <w:lastRenderedPageBreak/>
         <w:t>It has a gallery to show completed projects</w:t>
       </w:r>
       <w:r>
@@ -787,7 +1267,6 @@
         </w:numPr>
       </w:pPr>
       <w:r>
-        <w:lastRenderedPageBreak/>
         <w:t>The website follows a flat hierarchy</w:t>
       </w:r>
       <w:r>
@@ -962,6 +1441,7 @@
         <w:rPr>
           <w:noProof/>
         </w:rPr>
+        <w:lastRenderedPageBreak/>
         <w:drawing>
           <wp:inline distT="0" distB="0" distL="0" distR="0" wp14:anchorId="0BA26299" wp14:editId="08F5D0B3">
             <wp:extent cx="5943600" cy="4269740"/>
@@ -978,7 +1458,7 @@
                     <pic:cNvPicPr/>
                   </pic:nvPicPr>
                   <pic:blipFill>
-                    <a:blip r:embed="rId7"/>
+                    <a:blip r:embed="rId10"/>
                     <a:stretch>
                       <a:fillRect/>
                     </a:stretch>
@@ -1074,6 +1554,7 @@
         </w:numPr>
       </w:pPr>
       <w:r>
+        <w:lastRenderedPageBreak/>
         <w:t>Home page to Services page: 1 click</w:t>
       </w:r>
     </w:p>
@@ -1305,15 +1786,15 @@
           <w:sz w:val="40"/>
           <w:szCs w:val="40"/>
         </w:rPr>
+        <w:t>Site Map</w:t>
+      </w:r>
+    </w:p>
+    <w:p>
+      <w:r>
+        <w:rPr>
+          <w:noProof/>
+        </w:rPr>
         <w:lastRenderedPageBreak/>
-        <w:t>Site Map</w:t>
-      </w:r>
-    </w:p>
-    <w:p>
-      <w:r>
-        <w:rPr>
-          <w:noProof/>
-        </w:rPr>
         <w:drawing>
           <wp:inline distT="0" distB="0" distL="0" distR="0" wp14:anchorId="7E7809B8" wp14:editId="5AB4B0F1">
             <wp:extent cx="5943600" cy="6212840"/>
@@ -1330,7 +1811,7 @@
                     <pic:cNvPicPr/>
                   </pic:nvPicPr>
                   <pic:blipFill>
-                    <a:blip r:embed="rId8"/>
+                    <a:blip r:embed="rId11"/>
                     <a:stretch>
                       <a:fillRect/>
                     </a:stretch>
@@ -1370,6 +1851,7 @@
           <w:sz w:val="44"/>
           <w:szCs w:val="44"/>
         </w:rPr>
+        <w:lastRenderedPageBreak/>
         <w:t>Technical Brief</w:t>
       </w:r>
     </w:p>
@@ -4262,6 +4744,34 @@
 </w:styles>
 </file>
 
+<file path=word/ink/ink1.xml><?xml version="1.0" encoding="utf-8"?>
+<inkml:ink xmlns:inkml="http://www.w3.org/2003/InkML">
+  <inkml:definitions>
+    <inkml:context xml:id="ctx0">
+      <inkml:inkSource xml:id="inkSrc0">
+        <inkml:traceFormat>
+          <inkml:channel name="X" type="integer" min="-2.14748E9" max="2.14748E9" units="cm"/>
+          <inkml:channel name="Y" type="integer" min="-2.14748E9" max="2.14748E9" units="cm"/>
+          <inkml:channel name="F" type="integer" max="32767" units="dev"/>
+        </inkml:traceFormat>
+        <inkml:channelProperties>
+          <inkml:channelProperty channel="X" name="resolution" value="1000" units="1/cm"/>
+          <inkml:channelProperty channel="Y" name="resolution" value="1000" units="1/cm"/>
+          <inkml:channelProperty channel="F" name="resolution" value="0" units="1/dev"/>
+        </inkml:channelProperties>
+      </inkml:inkSource>
+      <inkml:timestamp xml:id="ts0" timeString="2026-03-20T20:24:34.159"/>
+    </inkml:context>
+    <inkml:brush xml:id="br0">
+      <inkml:brushProperty name="width" value="0.1" units="cm"/>
+      <inkml:brushProperty name="height" value="0.1" units="cm"/>
+      <inkml:brushProperty name="color" value="#008C3A"/>
+    </inkml:brush>
+  </inkml:definitions>
+  <inkml:trace contextRef="#ctx0" brushRef="#br0">1 374 9830,'8'2'231,"1"0"-1,-1 1 1,0 0-1,0 1 1,-1 0-1,1 0 1,-1 1-1,9 6 1,-9-5-8,8 3 143,0 0 0,1-1 1,-1-1-1,1 0 0,1-1 0,-1 0 1,1-2-1,0 0 0,33 3 1,-47-7-350,-1 0 1,1 0 0,-1-1 0,1 1 0,-1-1 0,1 0 0,-1 1 0,1-1 0,-1 0 0,0 0 0,0-1 0,1 1 0,-1-1 0,0 1 0,0-1-1,0 1 1,0-1 0,-1 0 0,1 0 0,0 0 0,1-3 0,4-6-206,0-1 1,11-24-1,-5 8 54,14-24-343,25-44-175,-44 83 446,-1-1-1,10-27 1,-13 28 96,2 0 0,0 0 1,13-21-1,42-38 545,-53 63-399</inkml:trace>
+</inkml:ink>
+</file>
+
 <file path=word/theme/theme1.xml><?xml version="1.0" encoding="utf-8"?>
 <a:theme xmlns:a="http://schemas.openxmlformats.org/drawingml/2006/main" name="Office Theme">
   <a:themeElements>
